--- a/docs/content/summary_stats/summary_stats_activity.docx
+++ b/docs/content/summary_stats/summary_stats_activity.docx
@@ -5269,13 +5269,284 @@
       </w:r>
     </w:p>
     <w:bookmarkEnd w:id="29"/>
-    <w:bookmarkStart w:id="31" w:name="getting-unstuck"/>
+    <w:bookmarkStart w:id="36" w:name="extension-out-of-class-3040-min"/>
     <w:p>
       <w:pPr>
         <w:pStyle w:val="Heading1"/>
       </w:pPr>
       <w:r>
-        <w:t xml:space="preserve">Getting unstuck</w:t>
+        <w:t xml:space="preserve">Extension — out of class (~30–40 min)</w:t>
+      </w:r>
+    </w:p>
+    <w:p>
+      <w:pPr>
+        <w:pStyle w:val="FirstParagraph"/>
+      </w:pPr>
+      <w:r>
+        <w:rPr>
+          <w:i/>
+          <w:iCs/>
+        </w:rPr>
+        <w:t xml:space="preserve">Turn this in with your worksheet. In class you computed n, mean, SD, and SE.</w:t>
+      </w:r>
+      <w:r>
+        <w:rPr>
+          <w:i/>
+          <w:iCs/>
+        </w:rPr>
+        <w:t xml:space="preserve"> </w:t>
+      </w:r>
+      <w:r>
+        <w:rPr>
+          <w:i/>
+          <w:iCs/>
+        </w:rPr>
+        <w:t xml:space="preserve">Now you add three spread statistics — one of them new — and reason about what</w:t>
+      </w:r>
+      <w:r>
+        <w:rPr>
+          <w:i/>
+          <w:iCs/>
+        </w:rPr>
+        <w:t xml:space="preserve"> </w:t>
+      </w:r>
+      <w:r>
+        <w:rPr>
+          <w:i/>
+          <w:iCs/>
+        </w:rPr>
+        <w:t xml:space="preserve">each one tells you.</w:t>
+      </w:r>
+    </w:p>
+    <w:tbl>
+      <w:tblPr>
+        <w:tblStyle w:val="Table"/>
+        <w:tblLook w:firstRow="0" w:lastRow="0" w:firstColumn="0" w:lastColumn="0" w:noHBand="0" w:noVBand="0" w:val="0000"/>
+        <w:tblBorders>
+          <w:top w:val="single" w:sz="4" w:space="0" w:color="CC1914"/>
+          <w:left w:val="single" w:sz="24" w:space="0" w:color="CC1914"/>
+          <w:bottom w:val="single" w:sz="4" w:space="0" w:color="CC1914"/>
+          <w:right w:val="single" w:sz="4" w:space="0" w:color="CC1914"/>
+        </w:tblBorders>
+        <w:tblCellMar>
+          <w:left w:w="144" w:type="dxa"/>
+          <w:right w:w="144" w:type="dxa"/>
+        </w:tblCellMar>
+        <w:tblLook w:firstRow="0" w:lastRow="0" w:firstColumn="0" w:lastColumn="0" w:noHBand="0" w:noVBand="0" w:val="0000"/>
+      </w:tblPr>
+      <w:tr>
+        <w:trPr>
+          <w:cantSplit/>
+        </w:trPr>
+        <w:tc>
+          <w:tcPr>
+            <w:shd w:color="auto" w:fill="f7dddc" w:val="clear"/>
+            <w:tcMar>
+              <w:top w:w="92" w:type="dxa"/>
+              <w:bottom w:w="92" w:type="dxa"/>
+            </w:tcMar>
+          </w:tcPr>
+          <w:p>
+            <w:pPr>
+              <w:pStyle w:val="BodyText"/>
+            </w:pPr>
+            <w:pPr>
+              <w:spacing w:before="0" w:after="0"/>
+              <w:textAlignment w:val="center"/>
+            </w:pPr>
+            <w:r>
+              <w:drawing>
+                <wp:inline>
+                  <wp:extent cx="152400" cy="152400"/>
+                  <wp:effectExtent b="0" l="0" r="0" t="0"/>
+                  <wp:docPr descr="" title="" id="31" name="Picture"/>
+                  <a:graphic>
+                    <a:graphicData uri="http://schemas.openxmlformats.org/drawingml/2006/picture">
+                      <pic:pic>
+                        <pic:nvPicPr>
+                          <pic:cNvPr descr="/Applications/Positron.app/Contents/Resources/app/quarto/share/formats/docx/important.png" id="32" name="Picture"/>
+                          <pic:cNvPicPr>
+                            <a:picLocks noChangeArrowheads="1" noChangeAspect="1"/>
+                          </pic:cNvPicPr>
+                        </pic:nvPicPr>
+                        <pic:blipFill>
+                          <a:blip r:embed="rId30"/>
+                          <a:stretch>
+                            <a:fillRect/>
+                          </a:stretch>
+                        </pic:blipFill>
+                        <pic:spPr bwMode="auto">
+                          <a:xfrm>
+                            <a:off x="0" y="0"/>
+                            <a:ext cx="152400" cy="152400"/>
+                          </a:xfrm>
+                          <a:prstGeom prst="rect">
+                            <a:avLst/>
+                          </a:prstGeom>
+                          <a:noFill/>
+                          <a:ln w="9525">
+                            <a:noFill/>
+                            <a:headEnd/>
+                            <a:tailEnd/>
+                          </a:ln>
+                        </pic:spPr>
+                      </pic:pic>
+                    </a:graphicData>
+                  </a:graphic>
+                </wp:inline>
+              </w:drawing>
+            </w:r>
+            <w:r>
+              <w:t xml:space="preserve"> </w:t>
+            </w:r>
+            <w:r>
+              <w:t xml:space="preserve"> </w:t>
+            </w:r>
+            <w:r>
+              <w:t xml:space="preserve">Important</w:t>
+            </w:r>
+          </w:p>
+        </w:tc>
+      </w:tr>
+      <w:tr>
+        <w:trPr>
+          <w:cantSplit/>
+        </w:trPr>
+        <w:tc>
+          <w:tcPr>
+            <w:tcMar>
+              <w:top w:w="108" w:type="dxa"/>
+              <w:bottom w:w="108" w:type="dxa"/>
+            </w:tcMar>
+          </w:tcPr>
+          <w:p>
+            <w:pPr>
+              <w:pStyle w:val="BodyText"/>
+            </w:pPr>
+            <w:pPr>
+              <w:spacing w:before="16" w:after="16"/>
+            </w:pPr>
+            <w:r>
+              <w:rPr>
+                <w:b/>
+                <w:bCs/>
+              </w:rPr>
+              <w:t xml:space="preserve">E2 and E3 must be handwritten</w:t>
+            </w:r>
+            <w:r>
+              <w:t xml:space="preserve"> </w:t>
+            </w:r>
+            <w:r>
+              <w:t xml:space="preserve">on paper, photographed, and embedded</w:t>
+            </w:r>
+            <w:r>
+              <w:t xml:space="preserve"> </w:t>
+            </w:r>
+            <w:r>
+              <w:t xml:space="preserve">(</w:t>
+            </w:r>
+            <w:r>
+              <w:rPr>
+                <w:rStyle w:val="VerbatimChar"/>
+              </w:rPr>
+              <w:t xml:space="preserve">![caption](my_photo.jpg)</w:t>
+            </w:r>
+            <w:r>
+              <w:t xml:space="preserve">). Typed answers to E2/E3 get</w:t>
+            </w:r>
+            <w:r>
+              <w:t xml:space="preserve"> </w:t>
+            </w:r>
+            <w:r>
+              <w:rPr>
+                <w:b/>
+                <w:bCs/>
+              </w:rPr>
+              <w:t xml:space="preserve">at most half credit,</w:t>
+            </w:r>
+            <w:r>
+              <w:rPr>
+                <w:b/>
+                <w:bCs/>
+              </w:rPr>
+              <w:t xml:space="preserve"> </w:t>
+            </w:r>
+            <w:r>
+              <w:rPr>
+                <w:b/>
+                <w:bCs/>
+              </w:rPr>
+              <w:t xml:space="preserve">even if correct</w:t>
+            </w:r>
+            <w:r>
+              <w:t xml:space="preserve"> </w:t>
+            </w:r>
+            <w:r>
+              <w:t xml:space="preserve">— I want your own prediction and reasoning about</w:t>
+            </w:r>
+            <w:r>
+              <w:t xml:space="preserve"> </w:t>
+            </w:r>
+            <w:r>
+              <w:rPr>
+                <w:i/>
+                <w:iCs/>
+              </w:rPr>
+              <w:t xml:space="preserve">your own</w:t>
+            </w:r>
+            <w:r>
+              <w:t xml:space="preserve"> </w:t>
+            </w:r>
+            <w:r>
+              <w:t xml:space="preserve">numbers.</w:t>
+            </w:r>
+          </w:p>
+          <w:p/>
+        </w:tc>
+      </w:tr>
+    </w:tbl>
+    <w:bookmarkStart w:id="33" w:name="e1-three-more-spread-statistics-4-pts"/>
+    <w:p>
+      <w:pPr>
+        <w:pStyle w:val="Heading2"/>
+      </w:pPr>
+      <w:r>
+        <w:t xml:space="preserve">E1 · Three more spread statistics (4 pts)</w:t>
+      </w:r>
+    </w:p>
+    <w:p>
+      <w:pPr>
+        <w:pStyle w:val="FirstParagraph"/>
+      </w:pPr>
+      <w:r>
+        <w:t xml:space="preserve">Extend your grouped-by-</w:t>
+      </w:r>
+      <w:r>
+        <w:rPr>
+          <w:rStyle w:val="VerbatimChar"/>
+        </w:rPr>
+        <w:t xml:space="preserve">side</w:t>
+      </w:r>
+      <w:r>
+        <w:t xml:space="preserve"> </w:t>
+      </w:r>
+      <w:r>
+        <w:t xml:space="preserve">summary of</w:t>
+      </w:r>
+      <w:r>
+        <w:t xml:space="preserve"> </w:t>
+      </w:r>
+      <w:r>
+        <w:rPr>
+          <w:rStyle w:val="VerbatimChar"/>
+        </w:rPr>
+        <w:t xml:space="preserve">weight_g</w:t>
+      </w:r>
+      <w:r>
+        <w:t xml:space="preserve"> </w:t>
+      </w:r>
+      <w:r>
+        <w:t xml:space="preserve">to also include:</w:t>
       </w:r>
     </w:p>
     <w:p>
@@ -5288,16 +5559,36 @@
       </w:pPr>
       <w:r>
         <w:rPr>
-          <w:b/>
-          <w:bCs/>
-        </w:rPr>
-        <w:t xml:space="preserve">Read the error message out loud.</w:t>
-      </w:r>
-      <w:r>
-        <w:t xml:space="preserve"> </w:t>
-      </w:r>
-      <w:r>
-        <w:t xml:space="preserve">R usually names the line and the problem.</w:t>
+          <w:rStyle w:val="VerbatimChar"/>
+        </w:rPr>
+        <w:t xml:space="preserve">iqr_wt</w:t>
+      </w:r>
+      <w:r>
+        <w:t xml:space="preserve"> </w:t>
+      </w:r>
+      <w:r>
+        <w:t xml:space="preserve">— the interquartile range (</w:t>
+      </w:r>
+      <w:r>
+        <w:rPr>
+          <w:rStyle w:val="VerbatimChar"/>
+        </w:rPr>
+        <w:t xml:space="preserve">IQR()</w:t>
+      </w:r>
+      <w:r>
+        <w:t xml:space="preserve">, mind</w:t>
+      </w:r>
+      <w:r>
+        <w:t xml:space="preserve"> </w:t>
+      </w:r>
+      <w:r>
+        <w:rPr>
+          <w:rStyle w:val="VerbatimChar"/>
+        </w:rPr>
+        <w:t xml:space="preserve">na.rm</w:t>
+      </w:r>
+      <w:r>
+        <w:t xml:space="preserve">)</w:t>
       </w:r>
     </w:p>
     <w:p>
@@ -5310,52 +5601,24 @@
       </w:pPr>
       <w:r>
         <w:rPr>
-          <w:b/>
-          <w:bCs/>
-        </w:rPr>
-        <w:t xml:space="preserve">Check the usual suspects:</w:t>
-      </w:r>
-      <w:r>
-        <w:t xml:space="preserve"> </w:t>
-      </w:r>
-      <w:r>
-        <w:t xml:space="preserve">Did you load</w:t>
-      </w:r>
-      <w:r>
-        <w:t xml:space="preserve"> </w:t>
-      </w:r>
-      <w:r>
-        <w:rPr>
-          <w:rStyle w:val="VerbatimChar"/>
-        </w:rPr>
-        <w:t xml:space="preserve">library(readxl)</w:t>
-      </w:r>
-      <w:r>
-        <w:t xml:space="preserve">,</w:t>
-      </w:r>
-      <w:r>
-        <w:t xml:space="preserve"> </w:t>
-      </w:r>
-      <w:r>
-        <w:rPr>
-          <w:rStyle w:val="VerbatimChar"/>
-        </w:rPr>
-        <w:t xml:space="preserve">library(tidyverse)</w:t>
-      </w:r>
-      <w:r>
-        <w:t xml:space="preserve">, and</w:t>
-      </w:r>
-      <w:r>
-        <w:t xml:space="preserve"> </w:t>
-      </w:r>
-      <w:r>
-        <w:rPr>
-          <w:rStyle w:val="VerbatimChar"/>
-        </w:rPr>
-        <w:t xml:space="preserve">library(skimr)</w:t>
-      </w:r>
-      <w:r>
-        <w:t xml:space="preserve">?</w:t>
+          <w:rStyle w:val="VerbatimChar"/>
+        </w:rPr>
+        <w:t xml:space="preserve">range_wt</w:t>
+      </w:r>
+      <w:r>
+        <w:t xml:space="preserve"> </w:t>
+      </w:r>
+      <w:r>
+        <w:t xml:space="preserve">—</w:t>
+      </w:r>
+      <w:r>
+        <w:t xml:space="preserve"> </w:t>
+      </w:r>
+      <w:r>
+        <w:rPr>
+          <w:rStyle w:val="VerbatimChar"/>
+        </w:rPr>
+        <w:t xml:space="preserve">max(weight_g) - min(weight_g)</w:t>
       </w:r>
     </w:p>
     <w:p>
@@ -5368,71 +5631,95 @@
       </w:pPr>
       <w:r>
         <w:rPr>
+          <w:rStyle w:val="VerbatimChar"/>
+        </w:rPr>
+        <w:t xml:space="preserve">cv_wt</w:t>
+      </w:r>
+      <w:r>
+        <w:t xml:space="preserve"> </w:t>
+      </w:r>
+      <w:r>
+        <w:t xml:space="preserve">— the</w:t>
+      </w:r>
+      <w:r>
+        <w:t xml:space="preserve"> </w:t>
+      </w:r>
+      <w:r>
+        <w:rPr>
           <w:b/>
           <w:bCs/>
         </w:rPr>
-        <w:t xml:space="preserve">Spelling?</w:t>
-      </w:r>
-      <w:r>
-        <w:t xml:space="preserve"> </w:t>
-      </w:r>
-      <w:r>
-        <w:t xml:space="preserve">R is</w:t>
-      </w:r>
-      <w:r>
-        <w:t xml:space="preserve"> </w:t>
-      </w:r>
+        <w:t xml:space="preserve">coefficient of variation</w:t>
+      </w:r>
+      <w:r>
+        <w:t xml:space="preserve">, computed by hand as</w:t>
+      </w:r>
+      <w:r>
+        <w:t xml:space="preserve"> </w:t>
+      </w:r>
+      <w:r>
+        <w:rPr>
+          <w:rStyle w:val="VerbatimChar"/>
+        </w:rPr>
+        <w:t xml:space="preserve">sd(weight_g) / mean(weight_g)</w:t>
+      </w:r>
+      <w:r>
+        <w:t xml:space="preserve"> </w:t>
+      </w:r>
+      <w:r>
+        <w:t xml:space="preserve">(a unitless measure of</w:t>
+      </w:r>
+      <w:r>
+        <w:t xml:space="preserve"> </w:t>
+      </w:r>
+      <w:r>
+        <w:rPr>
+          <w:i/>
+          <w:iCs/>
+        </w:rPr>
+        <w:t xml:space="preserve">relative</w:t>
+      </w:r>
+      <w:r>
+        <w:t xml:space="preserve"> </w:t>
+      </w:r>
+      <w:r>
+        <w:t xml:space="preserve">spread —</w:t>
+      </w:r>
+      <w:r>
+        <w:t xml:space="preserve"> </w:t>
+      </w:r>
+      <w:r>
+        <w:t xml:space="preserve">you have not been shown this one; work it out from the definition)</w:t>
+      </w:r>
+    </w:p>
+    <w:p>
+      <w:pPr>
+        <w:pStyle w:val="FirstParagraph"/>
+      </w:pPr>
+      <w:r>
+        <w:t xml:space="preserve">Show the full table (n, mean, sd, iqr_wt, range_wt, cv_wt) by side.</w:t>
+      </w:r>
+    </w:p>
+    <w:bookmarkEnd w:id="33"/>
+    <w:bookmarkStart w:id="34" w:name="e2-predict-then-check-by-hand-3-pts"/>
+    <w:p>
+      <w:pPr>
+        <w:pStyle w:val="Heading2"/>
+      </w:pPr>
+      <w:r>
+        <w:t xml:space="preserve">E2 · Predict, then check — ✍️ by hand (3 pts)</w:t>
+      </w:r>
+    </w:p>
+    <w:p>
+      <w:pPr>
+        <w:pStyle w:val="FirstParagraph"/>
+      </w:pPr>
       <w:r>
         <w:rPr>
           <w:b/>
           <w:bCs/>
         </w:rPr>
-        <w:t xml:space="preserve">case-sensitive</w:t>
-      </w:r>
-      <w:r>
-        <w:t xml:space="preserve"> </w:t>
-      </w:r>
-      <w:r>
-        <w:t xml:space="preserve">—</w:t>
-      </w:r>
-      <w:r>
-        <w:t xml:space="preserve"> </w:t>
-      </w:r>
-      <w:r>
-        <w:rPr>
-          <w:rStyle w:val="VerbatimChar"/>
-        </w:rPr>
-        <w:t xml:space="preserve">"Sunny"</w:t>
-      </w:r>
-      <w:r>
-        <w:t xml:space="preserve"> </w:t>
-      </w:r>
-      <w:r>
-        <w:t xml:space="preserve">≠</w:t>
-      </w:r>
-      <w:r>
-        <w:t xml:space="preserve"> </w:t>
-      </w:r>
-      <w:r>
-        <w:rPr>
-          <w:rStyle w:val="VerbatimChar"/>
-        </w:rPr>
-        <w:t xml:space="preserve">"sunny"</w:t>
-      </w:r>
-      <w:r>
-        <w:t xml:space="preserve">. Check with</w:t>
-      </w:r>
-      <w:r>
-        <w:t xml:space="preserve"> </w:t>
-      </w:r>
-      <w:r>
-        <w:rPr>
-          <w:rStyle w:val="VerbatimChar"/>
-        </w:rPr>
-        <w:t xml:space="preserve">names(tree_df)</w:t>
-      </w:r>
-      <w:r>
-        <w:t xml:space="preserve">.</w:t>
+        <w:t xml:space="preserve">Before running E1:</w:t>
       </w:r>
     </w:p>
     <w:p>
@@ -5440,51 +5727,41 @@
         <w:pStyle w:val="Compact"/>
         <w:numPr>
           <w:ilvl w:val="0"/>
-          <w:numId w:val="1009"/>
+          <w:numId w:val="1010"/>
         </w:numPr>
       </w:pPr>
       <w:r>
-        <w:rPr>
-          <w:rStyle w:val="VerbatimChar"/>
-          <w:b/>
-          <w:bCs/>
-        </w:rPr>
-        <w:t xml:space="preserve">na.rm = TRUE</w:t>
-      </w:r>
-      <w:r>
-        <w:rPr>
-          <w:b/>
-          <w:bCs/>
-        </w:rPr>
-        <w:t xml:space="preserve"> </w:t>
-      </w:r>
-      <w:r>
-        <w:rPr>
-          <w:b/>
-          <w:bCs/>
-        </w:rPr>
-        <w:t xml:space="preserve">missing?</w:t>
-      </w:r>
-      <w:r>
-        <w:t xml:space="preserve"> </w:t>
-      </w:r>
-      <w:r>
-        <w:t xml:space="preserve">Any stat function on a column with NAs returns</w:t>
-      </w:r>
-      <w:r>
-        <w:t xml:space="preserve"> </w:t>
-      </w:r>
-      <w:r>
-        <w:rPr>
-          <w:rStyle w:val="VerbatimChar"/>
-        </w:rPr>
-        <w:t xml:space="preserve">NA</w:t>
-      </w:r>
-      <w:r>
-        <w:t xml:space="preserve"> </w:t>
-      </w:r>
-      <w:r>
-        <w:t xml:space="preserve">without it — no error, just a silent wrong answer.</w:t>
+        <w:t xml:space="preserve">Which side do you predict has the larger</w:t>
+      </w:r>
+      <w:r>
+        <w:t xml:space="preserve"> </w:t>
+      </w:r>
+      <w:r>
+        <w:rPr>
+          <w:rStyle w:val="VerbatimChar"/>
+        </w:rPr>
+        <w:t xml:space="preserve">sd</w:t>
+      </w:r>
+      <w:r>
+        <w:t xml:space="preserve">? The larger</w:t>
+      </w:r>
+      <w:r>
+        <w:t xml:space="preserve"> </w:t>
+      </w:r>
+      <w:r>
+        <w:rPr>
+          <w:rStyle w:val="VerbatimChar"/>
+        </w:rPr>
+        <w:t xml:space="preserve">cv_wt</w:t>
+      </w:r>
+      <w:r>
+        <w:t xml:space="preserve">? (They need</w:t>
+      </w:r>
+      <w:r>
+        <w:t xml:space="preserve"> </w:t>
+      </w:r>
+      <w:r>
+        <w:t xml:space="preserve">not be the same side — think about why.)</w:t>
       </w:r>
     </w:p>
     <w:p>
@@ -5492,7 +5769,153 @@
         <w:pStyle w:val="Compact"/>
         <w:numPr>
           <w:ilvl w:val="0"/>
-          <w:numId w:val="1009"/>
+          <w:numId w:val="1010"/>
+        </w:numPr>
+      </w:pPr>
+      <w:r>
+        <w:t xml:space="preserve">One reason, based on the raw Part-1 numbers you already saw.</w:t>
+      </w:r>
+    </w:p>
+    <w:p>
+      <w:pPr>
+        <w:pStyle w:val="FirstParagraph"/>
+      </w:pPr>
+      <w:r>
+        <w:t xml:space="preserve">Then run E1 and, by hand, say whether both predictions held. If the bigger-SD</w:t>
+      </w:r>
+      <w:r>
+        <w:t xml:space="preserve"> </w:t>
+      </w:r>
+      <w:r>
+        <w:t xml:space="preserve">side did</w:t>
+      </w:r>
+      <w:r>
+        <w:t xml:space="preserve"> </w:t>
+      </w:r>
+      <w:r>
+        <w:rPr>
+          <w:i/>
+          <w:iCs/>
+        </w:rPr>
+        <w:t xml:space="preserve">not</w:t>
+      </w:r>
+      <w:r>
+        <w:t xml:space="preserve"> </w:t>
+      </w:r>
+      <w:r>
+        <w:t xml:space="preserve">have the bigger CV, explain why that can happen.</w:t>
+      </w:r>
+    </w:p>
+    <w:bookmarkEnd w:id="34"/>
+    <w:bookmarkStart w:id="35" w:name="X866306043021cb53578e8fbdab6f40da814d26d"/>
+    <w:p>
+      <w:pPr>
+        <w:pStyle w:val="Heading2"/>
+      </w:pPr>
+      <w:r>
+        <w:t xml:space="preserve">E3 · Explain it — ✍️ by hand, with YOUR values (3 pts)</w:t>
+      </w:r>
+    </w:p>
+    <w:p>
+      <w:pPr>
+        <w:pStyle w:val="Compact"/>
+        <w:numPr>
+          <w:ilvl w:val="0"/>
+          <w:numId w:val="1011"/>
+        </w:numPr>
+      </w:pPr>
+      <w:r>
+        <w:t xml:space="preserve">In plain language, what does your</w:t>
+      </w:r>
+      <w:r>
+        <w:t xml:space="preserve"> </w:t>
+      </w:r>
+      <w:r>
+        <w:rPr>
+          <w:rStyle w:val="VerbatimChar"/>
+        </w:rPr>
+        <w:t xml:space="preserve">cv_wt</w:t>
+      </w:r>
+      <w:r>
+        <w:t xml:space="preserve"> </w:t>
+      </w:r>
+      <w:r>
+        <w:t xml:space="preserve">tell you about the</w:t>
+      </w:r>
+      <w:r>
+        <w:t xml:space="preserve"> </w:t>
+      </w:r>
+      <w:r>
+        <w:rPr>
+          <w:i/>
+          <w:iCs/>
+        </w:rPr>
+        <w:t xml:space="preserve">relative</w:t>
+      </w:r>
+      <w:r>
+        <w:t xml:space="preserve"> </w:t>
+      </w:r>
+      <w:r>
+        <w:t xml:space="preserve">variability of each side that the raw</w:t>
+      </w:r>
+      <w:r>
+        <w:t xml:space="preserve"> </w:t>
+      </w:r>
+      <w:r>
+        <w:rPr>
+          <w:rStyle w:val="VerbatimChar"/>
+        </w:rPr>
+        <w:t xml:space="preserve">sd</w:t>
+      </w:r>
+      <w:r>
+        <w:t xml:space="preserve"> </w:t>
+      </w:r>
+      <w:r>
+        <w:t xml:space="preserve">alone does not?</w:t>
+      </w:r>
+    </w:p>
+    <w:p>
+      <w:pPr>
+        <w:pStyle w:val="Compact"/>
+        <w:numPr>
+          <w:ilvl w:val="0"/>
+          <w:numId w:val="1011"/>
+        </w:numPr>
+      </w:pPr>
+      <w:r>
+        <w:t xml:space="preserve">Why is the CV useful for comparing spread between two groups with different</w:t>
+      </w:r>
+      <w:r>
+        <w:t xml:space="preserve"> </w:t>
+      </w:r>
+      <w:r>
+        <w:t xml:space="preserve">means, when the raw SD can mislead?</w:t>
+      </w:r>
+    </w:p>
+    <w:p>
+      <w:r>
+        <w:pict>
+          <v:rect style="width:0;height:1.5pt" o:hralign="center" o:hrstd="t" o:hr="t"/>
+        </w:pict>
+      </w:r>
+    </w:p>
+    <w:bookmarkEnd w:id="35"/>
+    <w:bookmarkEnd w:id="36"/>
+    <w:bookmarkStart w:id="38" w:name="getting-unstuck"/>
+    <w:p>
+      <w:pPr>
+        <w:pStyle w:val="Heading1"/>
+      </w:pPr>
+      <w:r>
+        <w:t xml:space="preserve">Getting unstuck</w:t>
+      </w:r>
+    </w:p>
+    <w:p>
+      <w:pPr>
+        <w:pStyle w:val="Compact"/>
+        <w:numPr>
+          <w:ilvl w:val="0"/>
+          <w:numId w:val="1012"/>
         </w:numPr>
       </w:pPr>
       <w:r>
@@ -5500,6 +5923,215 @@
           <w:b/>
           <w:bCs/>
         </w:rPr>
+        <w:t xml:space="preserve">Read the error message out loud.</w:t>
+      </w:r>
+      <w:r>
+        <w:t xml:space="preserve"> </w:t>
+      </w:r>
+      <w:r>
+        <w:t xml:space="preserve">R usually names the line and the problem.</w:t>
+      </w:r>
+    </w:p>
+    <w:p>
+      <w:pPr>
+        <w:pStyle w:val="Compact"/>
+        <w:numPr>
+          <w:ilvl w:val="0"/>
+          <w:numId w:val="1012"/>
+        </w:numPr>
+      </w:pPr>
+      <w:r>
+        <w:rPr>
+          <w:b/>
+          <w:bCs/>
+        </w:rPr>
+        <w:t xml:space="preserve">Check the usual suspects:</w:t>
+      </w:r>
+      <w:r>
+        <w:t xml:space="preserve"> </w:t>
+      </w:r>
+      <w:r>
+        <w:t xml:space="preserve">Did you load</w:t>
+      </w:r>
+      <w:r>
+        <w:t xml:space="preserve"> </w:t>
+      </w:r>
+      <w:r>
+        <w:rPr>
+          <w:rStyle w:val="VerbatimChar"/>
+        </w:rPr>
+        <w:t xml:space="preserve">library(readxl)</w:t>
+      </w:r>
+      <w:r>
+        <w:t xml:space="preserve">,</w:t>
+      </w:r>
+      <w:r>
+        <w:t xml:space="preserve"> </w:t>
+      </w:r>
+      <w:r>
+        <w:rPr>
+          <w:rStyle w:val="VerbatimChar"/>
+        </w:rPr>
+        <w:t xml:space="preserve">library(tidyverse)</w:t>
+      </w:r>
+      <w:r>
+        <w:t xml:space="preserve">, and</w:t>
+      </w:r>
+      <w:r>
+        <w:t xml:space="preserve"> </w:t>
+      </w:r>
+      <w:r>
+        <w:rPr>
+          <w:rStyle w:val="VerbatimChar"/>
+        </w:rPr>
+        <w:t xml:space="preserve">library(skimr)</w:t>
+      </w:r>
+      <w:r>
+        <w:t xml:space="preserve">?</w:t>
+      </w:r>
+    </w:p>
+    <w:p>
+      <w:pPr>
+        <w:pStyle w:val="Compact"/>
+        <w:numPr>
+          <w:ilvl w:val="0"/>
+          <w:numId w:val="1012"/>
+        </w:numPr>
+      </w:pPr>
+      <w:r>
+        <w:rPr>
+          <w:b/>
+          <w:bCs/>
+        </w:rPr>
+        <w:t xml:space="preserve">Spelling?</w:t>
+      </w:r>
+      <w:r>
+        <w:t xml:space="preserve"> </w:t>
+      </w:r>
+      <w:r>
+        <w:t xml:space="preserve">R is</w:t>
+      </w:r>
+      <w:r>
+        <w:t xml:space="preserve"> </w:t>
+      </w:r>
+      <w:r>
+        <w:rPr>
+          <w:b/>
+          <w:bCs/>
+        </w:rPr>
+        <w:t xml:space="preserve">case-sensitive</w:t>
+      </w:r>
+      <w:r>
+        <w:t xml:space="preserve"> </w:t>
+      </w:r>
+      <w:r>
+        <w:t xml:space="preserve">—</w:t>
+      </w:r>
+      <w:r>
+        <w:t xml:space="preserve"> </w:t>
+      </w:r>
+      <w:r>
+        <w:rPr>
+          <w:rStyle w:val="VerbatimChar"/>
+        </w:rPr>
+        <w:t xml:space="preserve">"Sunny"</w:t>
+      </w:r>
+      <w:r>
+        <w:t xml:space="preserve"> </w:t>
+      </w:r>
+      <w:r>
+        <w:t xml:space="preserve">≠</w:t>
+      </w:r>
+      <w:r>
+        <w:t xml:space="preserve"> </w:t>
+      </w:r>
+      <w:r>
+        <w:rPr>
+          <w:rStyle w:val="VerbatimChar"/>
+        </w:rPr>
+        <w:t xml:space="preserve">"sunny"</w:t>
+      </w:r>
+      <w:r>
+        <w:t xml:space="preserve">. Check with</w:t>
+      </w:r>
+      <w:r>
+        <w:t xml:space="preserve"> </w:t>
+      </w:r>
+      <w:r>
+        <w:rPr>
+          <w:rStyle w:val="VerbatimChar"/>
+        </w:rPr>
+        <w:t xml:space="preserve">names(tree_df)</w:t>
+      </w:r>
+      <w:r>
+        <w:t xml:space="preserve">.</w:t>
+      </w:r>
+    </w:p>
+    <w:p>
+      <w:pPr>
+        <w:pStyle w:val="Compact"/>
+        <w:numPr>
+          <w:ilvl w:val="0"/>
+          <w:numId w:val="1012"/>
+        </w:numPr>
+      </w:pPr>
+      <w:r>
+        <w:rPr>
+          <w:rStyle w:val="VerbatimChar"/>
+          <w:b/>
+          <w:bCs/>
+        </w:rPr>
+        <w:t xml:space="preserve">na.rm = TRUE</w:t>
+      </w:r>
+      <w:r>
+        <w:rPr>
+          <w:b/>
+          <w:bCs/>
+        </w:rPr>
+        <w:t xml:space="preserve"> </w:t>
+      </w:r>
+      <w:r>
+        <w:rPr>
+          <w:b/>
+          <w:bCs/>
+        </w:rPr>
+        <w:t xml:space="preserve">missing?</w:t>
+      </w:r>
+      <w:r>
+        <w:t xml:space="preserve"> </w:t>
+      </w:r>
+      <w:r>
+        <w:t xml:space="preserve">Any stat function on a column with NAs returns</w:t>
+      </w:r>
+      <w:r>
+        <w:t xml:space="preserve"> </w:t>
+      </w:r>
+      <w:r>
+        <w:rPr>
+          <w:rStyle w:val="VerbatimChar"/>
+        </w:rPr>
+        <w:t xml:space="preserve">NA</w:t>
+      </w:r>
+      <w:r>
+        <w:t xml:space="preserve"> </w:t>
+      </w:r>
+      <w:r>
+        <w:t xml:space="preserve">without it — no error, just a silent wrong answer.</w:t>
+      </w:r>
+    </w:p>
+    <w:p>
+      <w:pPr>
+        <w:pStyle w:val="Compact"/>
+        <w:numPr>
+          <w:ilvl w:val="0"/>
+          <w:numId w:val="1012"/>
+        </w:numPr>
+      </w:pPr>
+      <w:r>
+        <w:rPr>
+          <w:b/>
+          <w:bCs/>
+        </w:rPr>
         <w:t xml:space="preserve">Cheat sheets</w:t>
       </w:r>
       <w:r>
@@ -5511,7 +6143,7 @@
       <w:r>
         <w:t xml:space="preserve"> </w:t>
       </w:r>
-      <w:hyperlink r:id="rId30">
+      <w:hyperlink r:id="rId37">
         <w:r>
           <w:rPr>
             <w:rStyle w:val="Hyperlink"/>
@@ -5525,7 +6157,7 @@
         <w:pStyle w:val="Compact"/>
         <w:numPr>
           <w:ilvl w:val="0"/>
-          <w:numId w:val="1009"/>
+          <w:numId w:val="1012"/>
         </w:numPr>
       </w:pPr>
       <w:r>
@@ -5594,10 +6226,10 @@
           <w:i/>
           <w:iCs/>
         </w:rPr>
-        <w:t xml:space="preserve">End of Worksheet 06. Next: Worksheet 07 covers Quarto — writing reproducible reports that mix prose, code, and results in one document.</w:t>
-      </w:r>
-    </w:p>
-    <w:bookmarkEnd w:id="31"/>
+        <w:t xml:space="preserve">End of the Summary Statistics worksheet. Next: Quarto — writing reproducible reports that mix prose, code, and results in one document.</w:t>
+      </w:r>
+    </w:p>
+    <w:bookmarkEnd w:id="38"/>
     <w:sectPr>
       <w:pgSz w:h="15840" w:w="12240"/>
       <w:pgMar w:bottom="1440" w:footer="720" w:gutter="0" w:header="720" w:left="1440" w:right="1440" w:top="1440"/>
@@ -6028,6 +6660,69 @@
     <w:abstractNumId w:val="992"/>
   </w:num>
   <w:num w:numId="1009">
+    <w:abstractNumId w:val="991"/>
+  </w:num>
+  <w:num w:numId="1010">
+    <w:abstractNumId w:val="99411"/>
+    <w:lvlOverride w:ilvl="0">
+      <w:startOverride w:val="1"/>
+    </w:lvlOverride>
+    <w:lvlOverride w:ilvl="1">
+      <w:startOverride w:val="1"/>
+    </w:lvlOverride>
+    <w:lvlOverride w:ilvl="2">
+      <w:startOverride w:val="1"/>
+    </w:lvlOverride>
+    <w:lvlOverride w:ilvl="3">
+      <w:startOverride w:val="1"/>
+    </w:lvlOverride>
+    <w:lvlOverride w:ilvl="4">
+      <w:startOverride w:val="1"/>
+    </w:lvlOverride>
+    <w:lvlOverride w:ilvl="5">
+      <w:startOverride w:val="1"/>
+    </w:lvlOverride>
+    <w:lvlOverride w:ilvl="6">
+      <w:startOverride w:val="1"/>
+    </w:lvlOverride>
+    <w:lvlOverride w:ilvl="7">
+      <w:startOverride w:val="1"/>
+    </w:lvlOverride>
+    <w:lvlOverride w:ilvl="8">
+      <w:startOverride w:val="1"/>
+    </w:lvlOverride>
+  </w:num>
+  <w:num w:numId="1011">
+    <w:abstractNumId w:val="99411"/>
+    <w:lvlOverride w:ilvl="0">
+      <w:startOverride w:val="1"/>
+    </w:lvlOverride>
+    <w:lvlOverride w:ilvl="1">
+      <w:startOverride w:val="1"/>
+    </w:lvlOverride>
+    <w:lvlOverride w:ilvl="2">
+      <w:startOverride w:val="1"/>
+    </w:lvlOverride>
+    <w:lvlOverride w:ilvl="3">
+      <w:startOverride w:val="1"/>
+    </w:lvlOverride>
+    <w:lvlOverride w:ilvl="4">
+      <w:startOverride w:val="1"/>
+    </w:lvlOverride>
+    <w:lvlOverride w:ilvl="5">
+      <w:startOverride w:val="1"/>
+    </w:lvlOverride>
+    <w:lvlOverride w:ilvl="6">
+      <w:startOverride w:val="1"/>
+    </w:lvlOverride>
+    <w:lvlOverride w:ilvl="7">
+      <w:startOverride w:val="1"/>
+    </w:lvlOverride>
+    <w:lvlOverride w:ilvl="8">
+      <w:startOverride w:val="1"/>
+    </w:lvlOverride>
+  </w:num>
+  <w:num w:numId="1012">
     <w:abstractNumId w:val="99411"/>
     <w:lvlOverride w:ilvl="0">
       <w:startOverride w:val="1"/>

--- a/docs/content/summary_stats/summary_stats_activity.docx
+++ b/docs/content/summary_stats/summary_stats_activity.docx
@@ -31,7 +31,7 @@
         <w:pStyle w:val="Date"/>
       </w:pPr>
       <w:r>
-        <w:t xml:space="preserve">2026-08-27</w:t>
+        <w:t xml:space="preserve">2026-09-01</w:t>
       </w:r>
     </w:p>
     <w:bookmarkStart w:id="12" w:name="describing-our-leaf-data"/>

--- a/docs/content/summary_stats/summary_stats_activity.docx
+++ b/docs/content/summary_stats/summary_stats_activity.docx
@@ -31,7 +31,7 @@
         <w:pStyle w:val="Date"/>
       </w:pPr>
       <w:r>
-        <w:t xml:space="preserve">2026-09-01</w:t>
+        <w:t xml:space="preserve">2026-09-03</w:t>
       </w:r>
     </w:p>
     <w:bookmarkStart w:id="12" w:name="describing-our-leaf-data"/>

--- a/docs/content/summary_stats/summary_stats_activity.docx
+++ b/docs/content/summary_stats/summary_stats_activity.docx
@@ -7505,8 +7505,8 @@
       <w:rFonts w:asciiTheme="majorHAnsi" w:cstheme="majorBidi" w:eastAsiaTheme="majorEastAsia" w:hAnsiTheme="majorHAnsi"/>
       <w:spacing w:val="-10"/>
       <w:kern w:val="28"/>
-      <w:sz w:val="56"/>
-      <w:szCs w:val="56"/>
+      <w:sz w:val="40"/>
+      <w:szCs w:val="40"/>
     </w:rPr>
   </w:style>
   <w:style w:customStyle="1" w:styleId="TitleChar" w:type="character">
@@ -7519,8 +7519,8 @@
       <w:rFonts w:asciiTheme="majorHAnsi" w:cstheme="majorBidi" w:eastAsiaTheme="majorEastAsia" w:hAnsiTheme="majorHAnsi"/>
       <w:spacing w:val="-10"/>
       <w:kern w:val="28"/>
-      <w:sz w:val="56"/>
-      <w:szCs w:val="56"/>
+      <w:sz w:val="40"/>
+      <w:szCs w:val="40"/>
     </w:rPr>
   </w:style>
   <w:style w:styleId="Subtitle" w:type="paragraph">

--- a/docs/content/summary_stats/summary_stats_activity.docx
+++ b/docs/content/summary_stats/summary_stats_activity.docx
@@ -31,7 +31,7 @@
         <w:pStyle w:val="Date"/>
       </w:pPr>
       <w:r>
-        <w:t xml:space="preserve">2026-09-03</w:t>
+        <w:t xml:space="preserve">2026-09-04</w:t>
       </w:r>
     </w:p>
     <w:bookmarkStart w:id="12" w:name="describing-our-leaf-data"/>
